--- a/CONG TY VENUS/ThayDoiThanhVien_26_5_2026/Venus_Hop dong chuyen nhuong_CAM_XIANG.docx
+++ b/CONG TY VENUS/ThayDoiThanhVien_26_5_2026/Venus_Hop dong chuyen nhuong_CAM_XIANG.docx
@@ -220,7 +220,7 @@
           <w:sz w:val="26"/>
           <w:szCs w:val="26"/>
         </w:rPr>
-        <w:t>3</w:t>
+        <w:t>6</w:t>
       </w:r>
       <w:r>
         <w:rPr>
@@ -236,15 +236,31 @@
           <w:sz w:val="26"/>
           <w:szCs w:val="26"/>
         </w:rPr>
-        <w:t>9</w:t>
-      </w:r>
-      <w:r>
-        <w:rPr>
-          <w:rFonts w:ascii="Times New Roman" w:hAnsi="Times New Roman"/>
-          <w:sz w:val="26"/>
-          <w:szCs w:val="26"/>
-        </w:rPr>
-        <w:t xml:space="preserve"> năm 2025 tại trụ sở </w:t>
+        <w:t>5</w:t>
+      </w:r>
+      <w:r>
+        <w:rPr>
+          <w:rFonts w:ascii="Times New Roman" w:hAnsi="Times New Roman"/>
+          <w:sz w:val="26"/>
+          <w:szCs w:val="26"/>
+        </w:rPr>
+        <w:t xml:space="preserve"> năm 202</w:t>
+      </w:r>
+      <w:r>
+        <w:rPr>
+          <w:rFonts w:ascii="Times New Roman" w:hAnsi="Times New Roman"/>
+          <w:sz w:val="26"/>
+          <w:szCs w:val="26"/>
+        </w:rPr>
+        <w:t>6</w:t>
+      </w:r>
+      <w:r>
+        <w:rPr>
+          <w:rFonts w:ascii="Times New Roman" w:hAnsi="Times New Roman"/>
+          <w:sz w:val="26"/>
+          <w:szCs w:val="26"/>
+        </w:rPr>
+        <w:t xml:space="preserve"> tại trụ sở </w:t>
       </w:r>
       <w:r>
         <w:rPr>
@@ -372,12 +388,11 @@
       </w:r>
       <w:r>
         <w:rPr>
-          <w:rFonts w:ascii="Times New Roman" w:hAnsi="Times New Roman"/>
-          <w:sz w:val="26"/>
-          <w:szCs w:val="26"/>
-          <w:lang w:val="vi-VN"/>
-        </w:rPr>
-        <w:t>PHẠM THỊ HỒNG CẨM</w:t>
+          <w:rFonts w:ascii="Times New Roman" w:eastAsia="Times New Roman" w:hAnsi="Times New Roman"/>
+          <w:sz w:val="24"/>
+          <w:szCs w:val="24"/>
+        </w:rPr>
+        <w:t xml:space="preserve">TRẦN THỊ THU HIỀN </w:t>
       </w:r>
       <w:r>
         <w:rPr>
@@ -400,9 +415,25 @@
           <w:rFonts w:ascii="Times New Roman" w:hAnsi="Times New Roman"/>
           <w:sz w:val="26"/>
           <w:szCs w:val="26"/>
+        </w:rPr>
+      </w:pPr>
+      <w:r>
+        <w:rPr>
+          <w:rFonts w:ascii="Times New Roman" w:hAnsi="Times New Roman"/>
+          <w:sz w:val="26"/>
+          <w:szCs w:val="26"/>
           <w:lang w:val="vi-VN"/>
         </w:rPr>
-      </w:pPr>
+        <w:t xml:space="preserve">Sinh ngày: </w:t>
+      </w:r>
+      <w:r>
+        <w:rPr>
+          <w:rFonts w:ascii="Times New Roman" w:eastAsia="Times New Roman" w:hAnsi="Times New Roman"/>
+          <w:sz w:val="24"/>
+          <w:szCs w:val="24"/>
+        </w:rPr>
+        <w:t xml:space="preserve">20/10/1983 </w:t>
+      </w:r>
       <w:r>
         <w:rPr>
           <w:rFonts w:ascii="Times New Roman" w:hAnsi="Times New Roman"/>
@@ -410,25 +441,15 @@
           <w:szCs w:val="26"/>
           <w:lang w:val="vi-VN"/>
         </w:rPr>
-        <w:t xml:space="preserve">Sinh ngày: </w:t>
-      </w:r>
-      <w:r>
-        <w:rPr>
-          <w:rFonts w:ascii="Times New Roman" w:hAnsi="Times New Roman"/>
-          <w:sz w:val="26"/>
-          <w:szCs w:val="26"/>
-          <w:lang w:val="vi-VN"/>
-        </w:rPr>
-        <w:t>07/12/1987</w:t>
-      </w:r>
-      <w:r>
-        <w:rPr>
-          <w:rFonts w:ascii="Times New Roman" w:hAnsi="Times New Roman"/>
-          <w:sz w:val="26"/>
-          <w:szCs w:val="26"/>
-          <w:lang w:val="vi-VN"/>
-        </w:rPr>
         <w:t>  Dân tộc: Kinh  Quốc tịch: Việt Nam</w:t>
+      </w:r>
+      <w:r>
+        <w:rPr>
+          <w:rFonts w:ascii="Times New Roman" w:hAnsi="Times New Roman"/>
+          <w:sz w:val="26"/>
+          <w:szCs w:val="26"/>
+        </w:rPr>
+        <w:t xml:space="preserve"> </w:t>
       </w:r>
     </w:p>
     <w:p>
@@ -442,17 +463,24 @@
           <w:rFonts w:ascii="Times New Roman" w:hAnsi="Times New Roman"/>
           <w:sz w:val="26"/>
           <w:szCs w:val="26"/>
+        </w:rPr>
+      </w:pPr>
+      <w:r>
+        <w:rPr>
+          <w:rFonts w:ascii="Times New Roman" w:hAnsi="Times New Roman"/>
+          <w:sz w:val="26"/>
+          <w:szCs w:val="26"/>
           <w:lang w:val="vi-VN"/>
         </w:rPr>
-      </w:pPr>
-      <w:r>
-        <w:rPr>
-          <w:rFonts w:ascii="Times New Roman" w:hAnsi="Times New Roman"/>
-          <w:sz w:val="26"/>
-          <w:szCs w:val="26"/>
-          <w:lang w:val="vi-VN"/>
-        </w:rPr>
-        <w:t>Loại giấy tờ pháp lý của cá nhân: Thẻ căn cước công dân</w:t>
+        <w:t>Căn cước công dân số 074183004018, Ngày cấp: 20/03/2023  Nơi cấp: Cục Cảnh sát quản lý hành chính về trật tự xã hội</w:t>
+      </w:r>
+      <w:r>
+        <w:rPr>
+          <w:rFonts w:ascii="Times New Roman" w:hAnsi="Times New Roman"/>
+          <w:sz w:val="26"/>
+          <w:szCs w:val="26"/>
+        </w:rPr>
+        <w:t xml:space="preserve"> </w:t>
       </w:r>
     </w:p>
     <w:p>
@@ -463,12 +491,22 @@
         <w:spacing w:before="120"/>
         <w:ind w:firstLine="567"/>
         <w:rPr>
+          <w:rFonts w:ascii="Times New Roman" w:eastAsia="Times New Roman" w:hAnsi="Times New Roman"/>
+          <w:color w:val="000000" w:themeColor="text1"/>
+          <w:sz w:val="26"/>
+          <w:szCs w:val="26"/>
+          <w:lang w:val="vi-VN" w:eastAsia="zh-CN"/>
+        </w:rPr>
+      </w:pPr>
+      <w:r>
+        <w:rPr>
           <w:rFonts w:ascii="Times New Roman" w:hAnsi="Times New Roman"/>
           <w:sz w:val="26"/>
           <w:szCs w:val="26"/>
           <w:lang w:val="vi-VN"/>
         </w:rPr>
-      </w:pPr>
+        <w:t>Địa chỉ liên lạc:</w:t>
+      </w:r>
       <w:r>
         <w:rPr>
           <w:rFonts w:ascii="Times New Roman" w:hAnsi="Times New Roman"/>
@@ -476,7 +514,7 @@
           <w:szCs w:val="26"/>
           <w:lang w:val="vi-VN"/>
         </w:rPr>
-        <w:t xml:space="preserve">Số giấy tờ pháp lý của cá nhân: </w:t>
+        <w:t xml:space="preserve"> </w:t>
       </w:r>
       <w:r>
         <w:rPr>
@@ -485,169 +523,7 @@
           <w:szCs w:val="26"/>
           <w:lang w:val="vi-VN"/>
         </w:rPr>
-        <w:t>080187016482</w:t>
-      </w:r>
-    </w:p>
-    <w:p>
-      <w:pPr>
-        <w:tabs>
-          <w:tab w:val="left" w:leader="dot" w:pos="8789"/>
-        </w:tabs>
-        <w:spacing w:before="120"/>
-        <w:ind w:firstLine="567"/>
-        <w:rPr>
-          <w:rFonts w:ascii="Times New Roman" w:hAnsi="Times New Roman"/>
-          <w:sz w:val="26"/>
-          <w:szCs w:val="26"/>
-          <w:lang w:val="vi-VN"/>
-        </w:rPr>
-      </w:pPr>
-      <w:r>
-        <w:rPr>
-          <w:rFonts w:ascii="Times New Roman" w:hAnsi="Times New Roman"/>
-          <w:sz w:val="26"/>
-          <w:szCs w:val="26"/>
-          <w:lang w:val="vi-VN"/>
-        </w:rPr>
-        <w:t xml:space="preserve">Ngày cấp: </w:t>
-      </w:r>
-      <w:r>
-        <w:rPr>
-          <w:rFonts w:ascii="Times New Roman" w:hAnsi="Times New Roman"/>
-          <w:sz w:val="26"/>
-          <w:szCs w:val="26"/>
-          <w:lang w:val="vi-VN"/>
-        </w:rPr>
-        <w:t>09/08/2021</w:t>
-      </w:r>
-      <w:r>
-        <w:rPr>
-          <w:rFonts w:ascii="Times New Roman" w:hAnsi="Times New Roman"/>
-          <w:sz w:val="26"/>
-          <w:szCs w:val="26"/>
-          <w:lang w:val="vi-VN"/>
-        </w:rPr>
-        <w:t>  Nơi cấp: Cục Cảnh sát quản lý hành chính về trật tự xã hội</w:t>
-      </w:r>
-    </w:p>
-    <w:p>
-      <w:pPr>
-        <w:tabs>
-          <w:tab w:val="left" w:leader="dot" w:pos="8789"/>
-        </w:tabs>
-        <w:spacing w:before="120"/>
-        <w:ind w:firstLine="567"/>
-        <w:rPr>
-          <w:rFonts w:ascii="Times New Roman" w:hAnsi="Times New Roman"/>
-          <w:sz w:val="26"/>
-          <w:szCs w:val="26"/>
-          <w:lang w:val="vi-VN"/>
-        </w:rPr>
-      </w:pPr>
-      <w:r>
-        <w:rPr>
-          <w:rFonts w:ascii="Times New Roman" w:hAnsi="Times New Roman"/>
-          <w:sz w:val="26"/>
-          <w:szCs w:val="26"/>
-          <w:lang w:val="vi-VN"/>
-        </w:rPr>
-        <w:t>Địa chỉ thường trú:</w:t>
-      </w:r>
-      <w:r>
-        <w:rPr>
-          <w:rFonts w:ascii="Times New Roman" w:hAnsi="Times New Roman"/>
-          <w:sz w:val="26"/>
-          <w:szCs w:val="26"/>
-          <w:lang w:val="vi-VN"/>
-        </w:rPr>
-        <w:t xml:space="preserve"> </w:t>
-      </w:r>
-      <w:r>
-        <w:rPr>
-          <w:rFonts w:ascii="Times New Roman" w:hAnsi="Times New Roman"/>
-          <w:sz w:val="26"/>
-          <w:szCs w:val="26"/>
-          <w:lang w:val="vi-VN"/>
-        </w:rPr>
-        <w:t>Số nhà 224, Ấp 1, Xã Nhựt Tảo, tỉnh Tây Ninh,Việt Nam</w:t>
-      </w:r>
-      <w:r>
-        <w:rPr>
-          <w:rFonts w:ascii="Times New Roman" w:hAnsi="Times New Roman"/>
-          <w:sz w:val="26"/>
-          <w:szCs w:val="26"/>
-          <w:lang w:val="vi-VN"/>
-        </w:rPr>
-        <w:t xml:space="preserve"> </w:t>
-      </w:r>
-    </w:p>
-    <w:p>
-      <w:pPr>
-        <w:tabs>
-          <w:tab w:val="left" w:leader="dot" w:pos="8789"/>
-        </w:tabs>
-        <w:spacing w:before="120"/>
-        <w:ind w:firstLine="567"/>
-        <w:rPr>
-          <w:rFonts w:ascii="Times New Roman" w:eastAsia="Times New Roman" w:hAnsi="Times New Roman"/>
-          <w:color w:val="000000" w:themeColor="text1"/>
-          <w:sz w:val="26"/>
-          <w:szCs w:val="26"/>
-          <w:lang w:val="vi-VN" w:eastAsia="zh-CN"/>
-        </w:rPr>
-      </w:pPr>
-      <w:r>
-        <w:rPr>
-          <w:rFonts w:ascii="Times New Roman" w:hAnsi="Times New Roman"/>
-          <w:sz w:val="26"/>
-          <w:szCs w:val="26"/>
-          <w:lang w:val="vi-VN"/>
-        </w:rPr>
-        <w:t>Địa chỉ liên lạc:</w:t>
-      </w:r>
-      <w:r>
-        <w:rPr>
-          <w:rFonts w:ascii="Times New Roman" w:hAnsi="Times New Roman"/>
-          <w:sz w:val="26"/>
-          <w:szCs w:val="26"/>
-          <w:lang w:val="vi-VN"/>
-        </w:rPr>
-        <w:t xml:space="preserve"> </w:t>
-      </w:r>
-      <w:r>
-        <w:rPr>
-          <w:rFonts w:ascii="Times New Roman" w:hAnsi="Times New Roman"/>
-          <w:sz w:val="26"/>
-          <w:szCs w:val="26"/>
-          <w:lang w:val="vi-VN"/>
-        </w:rPr>
-        <w:t>Căn Hộ B1-03-08, Chung Cư Habitat, Số 8, Đại Lộ Hữu Nghị, Khu Phố Bình Đ</w:t>
-      </w:r>
-      <w:r>
-        <w:rPr>
-          <w:rFonts w:ascii="Times New Roman" w:hAnsi="Times New Roman"/>
-          <w:sz w:val="26"/>
-          <w:szCs w:val="26"/>
-        </w:rPr>
-        <w:t>á</w:t>
-      </w:r>
-      <w:r>
-        <w:rPr>
-          <w:rFonts w:ascii="Times New Roman" w:hAnsi="Times New Roman"/>
-          <w:sz w:val="26"/>
-          <w:szCs w:val="26"/>
-          <w:lang w:val="vi-VN"/>
-        </w:rPr>
-        <w:t>ng, Phường Bình Hòa, Thành phố Hồ Chí Minh</w:t>
-      </w:r>
-      <w:r>
-        <w:rPr>
-          <w:rFonts w:ascii="Times New Roman" w:hAnsi="Times New Roman"/>
-          <w:sz w:val="26"/>
-          <w:szCs w:val="26"/>
-          <w:lang w:val="vi-VN"/>
-        </w:rPr>
-        <w:t>,Việt Nam</w:t>
+        <w:t>Số 883/23 Lê Hồng Phong, Khu 07, Phường Thủ Dầu Một, Thành phố Hồ Chí Minh, Việt Nam</w:t>
       </w:r>
     </w:p>
     <w:p>
@@ -747,7 +623,7 @@
           <w:szCs w:val="26"/>
           <w:lang w:val="sv-SE"/>
         </w:rPr>
-        <w:t>YEOH ZHONG XIANG</w:t>
+        <w:t>PHẠM CÔNG SANG</w:t>
       </w:r>
     </w:p>
     <w:p>
@@ -815,7 +691,7 @@
           <w:sz w:val="26"/>
           <w:szCs w:val="26"/>
         </w:rPr>
-        <w:t>06/08/1985</w:t>
+        <w:t>20/10/1994</w:t>
       </w:r>
     </w:p>
     <w:p>
@@ -845,7 +721,7 @@
           <w:sz w:val="26"/>
           <w:szCs w:val="26"/>
         </w:rPr>
-        <w:t>Malaysia</w:t>
+        <w:t>Việt Nam</w:t>
       </w:r>
     </w:p>
     <w:p>
@@ -867,7 +743,6 @@
           <w:sz w:val="26"/>
           <w:szCs w:val="26"/>
         </w:rPr>
-        <w:lastRenderedPageBreak/>
         <w:t xml:space="preserve">Loại giấy tờ pháp lý của cá nhân: </w:t>
       </w:r>
       <w:r>
@@ -876,15 +751,7 @@
           <w:sz w:val="26"/>
           <w:szCs w:val="26"/>
         </w:rPr>
-        <w:t>H</w:t>
-      </w:r>
-      <w:r>
-        <w:rPr>
-          <w:rFonts w:ascii="Times New Roman" w:hAnsi="Times New Roman"/>
-          <w:sz w:val="26"/>
-          <w:szCs w:val="26"/>
-        </w:rPr>
-        <w:t>ộ chiếu nước ngoài</w:t>
+        <w:t>Căn cước công dân</w:t>
       </w:r>
     </w:p>
     <w:p>
@@ -914,7 +781,7 @@
           <w:sz w:val="26"/>
           <w:szCs w:val="26"/>
         </w:rPr>
-        <w:t>A62633793</w:t>
+        <w:t>080094013275</w:t>
       </w:r>
     </w:p>
     <w:p>
@@ -936,6 +803,7 @@
           <w:sz w:val="26"/>
           <w:szCs w:val="26"/>
         </w:rPr>
+        <w:lastRenderedPageBreak/>
         <w:t xml:space="preserve">Ngày cấp: </w:t>
       </w:r>
       <w:r>
@@ -944,7 +812,7 @@
           <w:sz w:val="26"/>
           <w:szCs w:val="26"/>
         </w:rPr>
-        <w:t>24/12/2024</w:t>
+        <w:t>20/08/2021</w:t>
       </w:r>
       <w:r>
         <w:rPr>
@@ -960,7 +828,15 @@
           <w:sz w:val="26"/>
           <w:szCs w:val="26"/>
         </w:rPr>
-        <w:t>Kelana Jaya</w:t>
+        <w:t>Cục Cảnh sát quản lý hành chính về trật tự xã hội</w:t>
+      </w:r>
+      <w:r>
+        <w:rPr>
+          <w:rFonts w:ascii="Times New Roman" w:hAnsi="Times New Roman"/>
+          <w:sz w:val="26"/>
+          <w:szCs w:val="26"/>
+        </w:rPr>
+        <w:t xml:space="preserve"> </w:t>
       </w:r>
     </w:p>
     <w:p>
@@ -982,23 +858,7 @@
           <w:sz w:val="26"/>
           <w:szCs w:val="26"/>
         </w:rPr>
-        <w:t>Địa chỉ thường trú:</w:t>
-      </w:r>
-      <w:r>
-        <w:rPr>
-          <w:rFonts w:ascii="Times New Roman" w:hAnsi="Times New Roman"/>
-          <w:sz w:val="26"/>
-          <w:szCs w:val="26"/>
-        </w:rPr>
-        <w:t xml:space="preserve"> </w:t>
-      </w:r>
-      <w:r>
-        <w:rPr>
-          <w:rFonts w:ascii="Times New Roman" w:hAnsi="Times New Roman"/>
-          <w:sz w:val="26"/>
-          <w:szCs w:val="26"/>
-        </w:rPr>
-        <w:t>Số A-19-1A, Chung cư The Sanderson Homes, Đường Cemara, Khu 13, Thị trấn Seri Kembangan, Bang Selangor, Malaysia</w:t>
+        <w:t>Địa chỉ liên lạc:</w:t>
       </w:r>
     </w:p>
     <w:p>
@@ -1019,58 +879,9 @@
           <w:rFonts w:ascii="Times New Roman" w:hAnsi="Times New Roman"/>
           <w:sz w:val="26"/>
           <w:szCs w:val="26"/>
-        </w:rPr>
-        <w:t>Địa chỉ liên lạc:</w:t>
-      </w:r>
-    </w:p>
-    <w:p>
-      <w:pPr>
-        <w:tabs>
-          <w:tab w:val="left" w:leader="dot" w:pos="8789"/>
-        </w:tabs>
-        <w:spacing w:before="120"/>
-        <w:ind w:firstLine="567"/>
-        <w:rPr>
-          <w:rFonts w:ascii="Times New Roman" w:hAnsi="Times New Roman"/>
-          <w:sz w:val="26"/>
-          <w:szCs w:val="26"/>
-        </w:rPr>
-      </w:pPr>
-      <w:r>
-        <w:rPr>
-          <w:rFonts w:ascii="Times New Roman" w:hAnsi="Times New Roman"/>
-          <w:sz w:val="26"/>
-          <w:szCs w:val="26"/>
           <w:lang w:val="vi-VN"/>
         </w:rPr>
-        <w:t>Căn Hộ</w:t>
-      </w:r>
-      <w:r>
-        <w:rPr>
-          <w:rFonts w:ascii="Times New Roman" w:hAnsi="Times New Roman"/>
-          <w:sz w:val="26"/>
-          <w:szCs w:val="26"/>
-        </w:rPr>
-        <w:t xml:space="preserve"> </w:t>
-      </w:r>
-      <w:bookmarkStart w:id="0" w:name="_GoBack"/>
-      <w:bookmarkEnd w:id="0"/>
-      <w:r>
-        <w:rPr>
-          <w:rFonts w:ascii="Times New Roman" w:hAnsi="Times New Roman"/>
-          <w:sz w:val="26"/>
-          <w:szCs w:val="26"/>
-          <w:lang w:val="vi-VN"/>
-        </w:rPr>
-        <w:t>B1-03-08, Chung cư The Habitat, khu phố Bình Đáng, Phường Bình Hòa, Hồ Chí Minh</w:t>
-      </w:r>
-      <w:r>
-        <w:rPr>
-          <w:rFonts w:ascii="Times New Roman" w:hAnsi="Times New Roman"/>
-          <w:sz w:val="26"/>
-          <w:szCs w:val="26"/>
-        </w:rPr>
-        <w:t>,Việt Nam</w:t>
+        <w:t>Số Nhà 224, Ấp Mỹ Đạo, Xã Nhựt Tảo, Tỉnh Tây Ninh</w:t>
       </w:r>
     </w:p>
     <w:p>
@@ -1185,12 +996,11 @@
       </w:r>
       <w:r>
         <w:rPr>
-          <w:rFonts w:ascii="Times New Roman" w:hAnsi="Times New Roman"/>
-          <w:sz w:val="26"/>
-          <w:szCs w:val="26"/>
-          <w:lang w:val="sv-SE"/>
-        </w:rPr>
-        <w:t>PHẠM THỊ HỒNG CẨM</w:t>
+          <w:rFonts w:ascii="Times New Roman" w:eastAsia="Times New Roman" w:hAnsi="Times New Roman"/>
+          <w:sz w:val="24"/>
+          <w:szCs w:val="24"/>
+        </w:rPr>
+        <w:t>TRẦN THỊ THU HIỀN</w:t>
       </w:r>
       <w:r>
         <w:rPr>
@@ -1226,43 +1036,34 @@
           <w:szCs w:val="26"/>
           <w:lang w:val="sv-SE"/>
         </w:rPr>
-        <w:t>25</w:t>
-      </w:r>
-      <w:r>
-        <w:rPr>
-          <w:rFonts w:ascii="Times New Roman" w:hAnsi="Times New Roman"/>
-          <w:sz w:val="26"/>
-          <w:szCs w:val="26"/>
-          <w:lang w:val="sv-SE"/>
-        </w:rPr>
-        <w:t>0.000.000 đồng (</w:t>
-      </w:r>
-      <w:r>
-        <w:rPr>
-          <w:rFonts w:ascii="Times New Roman" w:hAnsi="Times New Roman"/>
-          <w:sz w:val="26"/>
-          <w:szCs w:val="26"/>
-          <w:lang w:val="sv-SE"/>
-        </w:rPr>
-        <w:t>Hai</w:t>
-      </w:r>
-      <w:r>
-        <w:rPr>
-          <w:rFonts w:ascii="Times New Roman" w:hAnsi="Times New Roman"/>
-          <w:sz w:val="26"/>
-          <w:szCs w:val="26"/>
-          <w:lang w:val="sv-SE"/>
-        </w:rPr>
-        <w:t xml:space="preserve"> </w:t>
-      </w:r>
-      <w:r>
-        <w:rPr>
-          <w:rFonts w:ascii="Times New Roman" w:hAnsi="Times New Roman"/>
-          <w:sz w:val="26"/>
-          <w:szCs w:val="26"/>
-          <w:lang w:val="sv-SE"/>
-        </w:rPr>
-        <w:t>trăm năm mươi triệu</w:t>
+        <w:t>3.570.000.000</w:t>
+      </w:r>
+      <w:r>
+        <w:rPr>
+          <w:rFonts w:ascii="Times New Roman" w:hAnsi="Times New Roman"/>
+          <w:sz w:val="26"/>
+          <w:szCs w:val="26"/>
+          <w:lang w:val="sv-SE"/>
+        </w:rPr>
+        <w:t xml:space="preserve"> đồng (</w:t>
+      </w:r>
+      <w:r>
+        <w:rPr>
+          <w:rFonts w:ascii="Times New Roman" w:hAnsi="Times New Roman"/>
+          <w:sz w:val="26"/>
+          <w:szCs w:val="26"/>
+          <w:lang w:val="sv-SE"/>
+        </w:rPr>
+        <w:t>Ba tỷ năm trăm bảy mươi</w:t>
+      </w:r>
+      <w:r>
+        <w:rPr>
+          <w:rFonts w:ascii="Times New Roman" w:hAnsi="Times New Roman"/>
+          <w:sz w:val="26"/>
+          <w:szCs w:val="26"/>
+          <w:lang w:val="sv-SE"/>
+        </w:rPr>
+        <w:t xml:space="preserve"> triệu</w:t>
       </w:r>
       <w:r>
         <w:rPr>
@@ -1289,7 +1090,16 @@
           <w:szCs w:val="26"/>
           <w:lang w:val="sv-SE"/>
         </w:rPr>
-        <w:t xml:space="preserve">0% vốn điều lệ công ty theo Giấy chứng nhận đăng ký doanh nghiệp số </w:t>
+        <w:t>1</w:t>
+      </w:r>
+      <w:r>
+        <w:rPr>
+          <w:rFonts w:ascii="Times New Roman" w:hAnsi="Times New Roman"/>
+          <w:sz w:val="26"/>
+          <w:szCs w:val="26"/>
+          <w:lang w:val="sv-SE"/>
+        </w:rPr>
+        <w:t xml:space="preserve">% vốn điều lệ công ty theo Giấy chứng nhận đăng ký doanh nghiệp số </w:t>
       </w:r>
       <w:r>
         <w:rPr>
@@ -1343,61 +1153,16 @@
           <w:szCs w:val="26"/>
           <w:lang w:val="sv-SE"/>
         </w:rPr>
-        <w:t>5</w:t>
-      </w:r>
-      <w:r>
-        <w:rPr>
-          <w:rFonts w:ascii="Times New Roman" w:hAnsi="Times New Roman"/>
-          <w:sz w:val="26"/>
-          <w:szCs w:val="26"/>
-          <w:lang w:val="sv-SE"/>
-        </w:rPr>
-        <w:t xml:space="preserve"> ngày 2</w:t>
-      </w:r>
-      <w:r>
-        <w:rPr>
-          <w:rFonts w:ascii="Times New Roman" w:hAnsi="Times New Roman"/>
-          <w:sz w:val="26"/>
-          <w:szCs w:val="26"/>
-          <w:lang w:val="sv-SE"/>
-        </w:rPr>
-        <w:t>2</w:t>
-      </w:r>
-      <w:r>
-        <w:rPr>
-          <w:rFonts w:ascii="Times New Roman" w:hAnsi="Times New Roman"/>
-          <w:sz w:val="26"/>
-          <w:szCs w:val="26"/>
-          <w:lang w:val="sv-SE"/>
-        </w:rPr>
-        <w:t xml:space="preserve"> tháng 0</w:t>
-      </w:r>
-      <w:r>
-        <w:rPr>
-          <w:rFonts w:ascii="Times New Roman" w:hAnsi="Times New Roman"/>
-          <w:sz w:val="26"/>
-          <w:szCs w:val="26"/>
-          <w:lang w:val="sv-SE"/>
-        </w:rPr>
-        <w:t>9</w:t>
-      </w:r>
-      <w:r>
-        <w:rPr>
-          <w:rFonts w:ascii="Times New Roman" w:hAnsi="Times New Roman"/>
-          <w:sz w:val="26"/>
-          <w:szCs w:val="26"/>
-          <w:lang w:val="sv-SE"/>
-        </w:rPr>
-        <w:t xml:space="preserve"> năm 202</w:t>
-      </w:r>
-      <w:r>
-        <w:rPr>
-          <w:rFonts w:ascii="Times New Roman" w:hAnsi="Times New Roman"/>
-          <w:sz w:val="26"/>
-          <w:szCs w:val="26"/>
-          <w:lang w:val="sv-SE"/>
-        </w:rPr>
-        <w:t>5</w:t>
+        <w:t>6 n</w:t>
+      </w:r>
+      <w:r>
+        <w:rPr>
+          <w:rFonts w:ascii="Times New Roman" w:hAnsi="Times New Roman"/>
+          <w:sz w:val="26"/>
+          <w:szCs w:val="26"/>
+          <w:lang w:val="sv-SE"/>
+        </w:rPr>
+        <w:t>gày 02 tháng 12 năm 2025</w:t>
       </w:r>
     </w:p>
     <w:p>
@@ -1493,13 +1258,70 @@
       </w:r>
       <w:r>
         <w:rPr>
-          <w:rFonts w:ascii="Times New Roman" w:eastAsia="Times New Roman" w:hAnsi="Times New Roman"/>
-          <w:color w:val="000000" w:themeColor="text1"/>
-          <w:sz w:val="26"/>
-          <w:szCs w:val="26"/>
-          <w:lang w:val="sv-SE"/>
-        </w:rPr>
-        <w:t>2</w:t>
+          <w:rFonts w:ascii="Times New Roman" w:hAnsi="Times New Roman"/>
+          <w:sz w:val="26"/>
+          <w:szCs w:val="26"/>
+          <w:lang w:val="sv-SE"/>
+        </w:rPr>
+        <w:t>3.570.000.000</w:t>
+      </w:r>
+      <w:r>
+        <w:rPr>
+          <w:rFonts w:ascii="Times New Roman" w:hAnsi="Times New Roman"/>
+          <w:color w:val="000000" w:themeColor="text1"/>
+          <w:sz w:val="26"/>
+          <w:szCs w:val="26"/>
+          <w:lang w:val="vi-VN" w:eastAsia="zh-CN"/>
+        </w:rPr>
+        <w:t xml:space="preserve"> </w:t>
+      </w:r>
+      <w:r>
+        <w:rPr>
+          <w:rFonts w:ascii="Times New Roman" w:hAnsi="Times New Roman"/>
+          <w:color w:val="000000" w:themeColor="text1"/>
+          <w:sz w:val="26"/>
+          <w:szCs w:val="26"/>
+          <w:lang w:val="sv-SE" w:eastAsia="zh-CN"/>
+        </w:rPr>
+        <w:t>VNĐ (</w:t>
+      </w:r>
+      <w:r>
+        <w:rPr>
+          <w:rFonts w:ascii="Times New Roman" w:hAnsi="Times New Roman"/>
+          <w:sz w:val="26"/>
+          <w:szCs w:val="26"/>
+          <w:lang w:val="sv-SE"/>
+        </w:rPr>
+        <w:t>Ba tỷ năm trăm bảy mươi</w:t>
+      </w:r>
+      <w:r>
+        <w:rPr>
+          <w:rFonts w:ascii="Times New Roman" w:hAnsi="Times New Roman"/>
+          <w:sz w:val="26"/>
+          <w:szCs w:val="26"/>
+          <w:lang w:val="sv-SE"/>
+        </w:rPr>
+        <w:t xml:space="preserve"> triệu đồng</w:t>
+      </w:r>
+      <w:r>
+        <w:rPr>
+          <w:rFonts w:ascii="Times New Roman" w:hAnsi="Times New Roman"/>
+          <w:color w:val="000000" w:themeColor="text1"/>
+          <w:sz w:val="26"/>
+          <w:szCs w:val="26"/>
+          <w:lang w:val="sv-SE" w:eastAsia="zh-CN"/>
+        </w:rPr>
+        <w:t xml:space="preserve">) chiếm </w:t>
+      </w:r>
+      <w:r>
+        <w:rPr>
+          <w:rFonts w:ascii="Times New Roman" w:eastAsia="Times New Roman" w:hAnsi="Times New Roman"/>
+          <w:color w:val="000000" w:themeColor="text1"/>
+          <w:sz w:val="26"/>
+          <w:szCs w:val="26"/>
+          <w:lang w:val="sv-SE"/>
+        </w:rPr>
+        <w:t xml:space="preserve">tỷ lệ </w:t>
       </w:r>
       <w:r>
         <w:rPr>
@@ -1519,7 +1341,26 @@
           <w:szCs w:val="26"/>
           <w:lang w:val="sv-SE"/>
         </w:rPr>
-        <w:t>0.000.000</w:t>
+        <w:t>1</w:t>
+      </w:r>
+      <w:r>
+        <w:rPr>
+          <w:rFonts w:ascii="Times New Roman" w:eastAsia="Times New Roman" w:hAnsi="Times New Roman"/>
+          <w:color w:val="000000" w:themeColor="text1"/>
+          <w:sz w:val="26"/>
+          <w:szCs w:val="26"/>
+          <w:lang w:val="sv-SE"/>
+        </w:rPr>
+        <w:t xml:space="preserve">% vốn điều lệ với giá chuyển nhượng là </w:t>
+      </w:r>
+      <w:r>
+        <w:rPr>
+          <w:rFonts w:ascii="Times New Roman" w:hAnsi="Times New Roman"/>
+          <w:sz w:val="26"/>
+          <w:szCs w:val="26"/>
+          <w:lang w:val="sv-SE"/>
+        </w:rPr>
+        <w:t>3.570.000.000</w:t>
       </w:r>
       <w:r>
         <w:rPr>
@@ -1544,157 +1385,20 @@
       <w:r>
         <w:rPr>
           <w:rFonts w:ascii="Times New Roman" w:hAnsi="Times New Roman"/>
-          <w:i/>
-          <w:color w:val="000000" w:themeColor="text1"/>
-          <w:sz w:val="26"/>
-          <w:szCs w:val="26"/>
-          <w:lang w:val="sv-SE" w:eastAsia="zh-CN"/>
-        </w:rPr>
-        <w:t>Hai trăm</w:t>
-      </w:r>
-      <w:r>
-        <w:rPr>
-          <w:rFonts w:ascii="Times New Roman" w:hAnsi="Times New Roman"/>
-          <w:i/>
-          <w:color w:val="000000" w:themeColor="text1"/>
-          <w:sz w:val="26"/>
-          <w:szCs w:val="26"/>
-          <w:lang w:val="sv-SE" w:eastAsia="zh-CN"/>
-        </w:rPr>
-        <w:t xml:space="preserve"> năm mươi</w:t>
-      </w:r>
-      <w:r>
-        <w:rPr>
-          <w:rFonts w:ascii="Times New Roman" w:hAnsi="Times New Roman"/>
-          <w:i/>
-          <w:color w:val="000000" w:themeColor="text1"/>
-          <w:sz w:val="26"/>
-          <w:szCs w:val="26"/>
-          <w:lang w:val="sv-SE" w:eastAsia="zh-CN"/>
-        </w:rPr>
-        <w:t xml:space="preserve"> </w:t>
-      </w:r>
-      <w:r>
-        <w:rPr>
-          <w:rFonts w:ascii="Times New Roman" w:hAnsi="Times New Roman"/>
-          <w:i/>
-          <w:color w:val="000000" w:themeColor="text1"/>
-          <w:sz w:val="26"/>
-          <w:szCs w:val="26"/>
-          <w:lang w:val="sv-SE" w:eastAsia="zh-CN"/>
-        </w:rPr>
-        <w:t>triệu đồng</w:t>
-      </w:r>
-      <w:r>
-        <w:rPr>
-          <w:rFonts w:ascii="Times New Roman" w:hAnsi="Times New Roman"/>
-          <w:color w:val="000000" w:themeColor="text1"/>
-          <w:sz w:val="26"/>
-          <w:szCs w:val="26"/>
-          <w:lang w:val="sv-SE" w:eastAsia="zh-CN"/>
-        </w:rPr>
-        <w:t xml:space="preserve">) chiếm </w:t>
-      </w:r>
-      <w:r>
-        <w:rPr>
-          <w:rFonts w:ascii="Times New Roman" w:eastAsia="Times New Roman" w:hAnsi="Times New Roman"/>
-          <w:color w:val="000000" w:themeColor="text1"/>
-          <w:sz w:val="26"/>
-          <w:szCs w:val="26"/>
-          <w:lang w:val="sv-SE"/>
-        </w:rPr>
-        <w:t xml:space="preserve">tỷ lệ </w:t>
-      </w:r>
-      <w:r>
-        <w:rPr>
-          <w:rFonts w:ascii="Times New Roman" w:eastAsia="Times New Roman" w:hAnsi="Times New Roman"/>
-          <w:color w:val="000000" w:themeColor="text1"/>
-          <w:sz w:val="26"/>
-          <w:szCs w:val="26"/>
-          <w:lang w:val="sv-SE"/>
-        </w:rPr>
-        <w:t>5</w:t>
-      </w:r>
-      <w:r>
-        <w:rPr>
-          <w:rFonts w:ascii="Times New Roman" w:eastAsia="Times New Roman" w:hAnsi="Times New Roman"/>
-          <w:color w:val="000000" w:themeColor="text1"/>
-          <w:sz w:val="26"/>
-          <w:szCs w:val="26"/>
-          <w:lang w:val="sv-SE"/>
-        </w:rPr>
-        <w:t>0</w:t>
-      </w:r>
-      <w:r>
-        <w:rPr>
-          <w:rFonts w:ascii="Times New Roman" w:eastAsia="Times New Roman" w:hAnsi="Times New Roman"/>
-          <w:color w:val="000000" w:themeColor="text1"/>
-          <w:sz w:val="26"/>
-          <w:szCs w:val="26"/>
-          <w:lang w:val="sv-SE"/>
-        </w:rPr>
-        <w:t xml:space="preserve">% vốn điều lệ với giá chuyển nhượng là </w:t>
-      </w:r>
-      <w:r>
-        <w:rPr>
-          <w:rFonts w:ascii="Times New Roman" w:eastAsia="Times New Roman" w:hAnsi="Times New Roman"/>
-          <w:color w:val="000000" w:themeColor="text1"/>
-          <w:sz w:val="26"/>
-          <w:szCs w:val="26"/>
-          <w:lang w:val="sv-SE"/>
-        </w:rPr>
-        <w:t>2</w:t>
-      </w:r>
-      <w:r>
-        <w:rPr>
-          <w:rFonts w:ascii="Times New Roman" w:eastAsia="Times New Roman" w:hAnsi="Times New Roman"/>
-          <w:color w:val="000000" w:themeColor="text1"/>
-          <w:sz w:val="26"/>
-          <w:szCs w:val="26"/>
-          <w:lang w:val="sv-SE"/>
-        </w:rPr>
-        <w:t>5</w:t>
-      </w:r>
-      <w:r>
-        <w:rPr>
-          <w:rFonts w:ascii="Times New Roman" w:eastAsia="Times New Roman" w:hAnsi="Times New Roman"/>
-          <w:color w:val="000000" w:themeColor="text1"/>
-          <w:sz w:val="26"/>
-          <w:szCs w:val="26"/>
-          <w:lang w:val="sv-SE"/>
-        </w:rPr>
-        <w:t>0.000.000</w:t>
-      </w:r>
-      <w:r>
-        <w:rPr>
-          <w:rFonts w:ascii="Times New Roman" w:hAnsi="Times New Roman"/>
-          <w:color w:val="000000" w:themeColor="text1"/>
-          <w:sz w:val="26"/>
-          <w:szCs w:val="26"/>
-          <w:lang w:val="vi-VN" w:eastAsia="zh-CN"/>
-        </w:rPr>
-        <w:t xml:space="preserve"> </w:t>
-      </w:r>
-      <w:r>
-        <w:rPr>
-          <w:rFonts w:ascii="Times New Roman" w:hAnsi="Times New Roman"/>
-          <w:color w:val="000000" w:themeColor="text1"/>
-          <w:sz w:val="26"/>
-          <w:szCs w:val="26"/>
-          <w:lang w:val="sv-SE" w:eastAsia="zh-CN"/>
-        </w:rPr>
-        <w:t>VNĐ (</w:t>
-      </w:r>
-      <w:r>
-        <w:rPr>
-          <w:rFonts w:ascii="Times New Roman" w:hAnsi="Times New Roman"/>
-          <w:i/>
-          <w:color w:val="000000" w:themeColor="text1"/>
-          <w:sz w:val="26"/>
-          <w:szCs w:val="26"/>
-          <w:lang w:val="sv-SE" w:eastAsia="zh-CN"/>
-        </w:rPr>
-        <w:t>Hai trăm năm mươi triệu đồng</w:t>
+          <w:sz w:val="26"/>
+          <w:szCs w:val="26"/>
+          <w:lang w:val="sv-SE"/>
+        </w:rPr>
+        <w:t>Ba tỷ năm trăm bảy mươi</w:t>
+      </w:r>
+      <w:r>
+        <w:rPr>
+          <w:rFonts w:ascii="Times New Roman" w:hAnsi="Times New Roman"/>
+          <w:sz w:val="26"/>
+          <w:szCs w:val="26"/>
+          <w:lang w:val="sv-SE"/>
+        </w:rPr>
+        <w:t xml:space="preserve"> triệu đồng</w:t>
       </w:r>
       <w:r>
         <w:rPr>
@@ -1752,7 +1456,7 @@
           <w:szCs w:val="26"/>
           <w:lang w:val="sv-SE"/>
         </w:rPr>
-        <w:t>Tiền mặt</w:t>
+        <w:t>Tài khoản ngân hàng hợp pháp</w:t>
       </w:r>
       <w:r>
         <w:rPr>
@@ -1874,13 +1578,80 @@
       </w:r>
       <w:r>
         <w:rPr>
-          <w:rFonts w:ascii="Times New Roman" w:eastAsia="Times New Roman" w:hAnsi="Times New Roman"/>
-          <w:color w:val="000000" w:themeColor="text1"/>
-          <w:sz w:val="26"/>
-          <w:szCs w:val="26"/>
-          <w:lang w:val="sv-SE"/>
-        </w:rPr>
-        <w:t>2</w:t>
+          <w:rFonts w:ascii="Times New Roman" w:hAnsi="Times New Roman"/>
+          <w:sz w:val="26"/>
+          <w:szCs w:val="26"/>
+          <w:lang w:val="sv-SE"/>
+        </w:rPr>
+        <w:t>3.570.000.000</w:t>
+      </w:r>
+      <w:r>
+        <w:rPr>
+          <w:rFonts w:ascii="Times New Roman" w:hAnsi="Times New Roman"/>
+          <w:color w:val="000000" w:themeColor="text1"/>
+          <w:sz w:val="26"/>
+          <w:szCs w:val="26"/>
+          <w:lang w:val="vi-VN" w:eastAsia="zh-CN"/>
+        </w:rPr>
+        <w:t xml:space="preserve"> </w:t>
+      </w:r>
+      <w:r>
+        <w:rPr>
+          <w:rFonts w:ascii="Times New Roman" w:hAnsi="Times New Roman"/>
+          <w:color w:val="000000" w:themeColor="text1"/>
+          <w:sz w:val="26"/>
+          <w:szCs w:val="26"/>
+          <w:lang w:val="sv-SE" w:eastAsia="zh-CN"/>
+        </w:rPr>
+        <w:t>VNĐ (</w:t>
+      </w:r>
+      <w:r>
+        <w:rPr>
+          <w:rFonts w:ascii="Times New Roman" w:hAnsi="Times New Roman"/>
+          <w:sz w:val="26"/>
+          <w:szCs w:val="26"/>
+          <w:lang w:val="sv-SE"/>
+        </w:rPr>
+        <w:t>Ba tỷ năm trăm bảy mươi</w:t>
+      </w:r>
+      <w:r>
+        <w:rPr>
+          <w:rFonts w:ascii="Times New Roman" w:hAnsi="Times New Roman"/>
+          <w:sz w:val="26"/>
+          <w:szCs w:val="26"/>
+          <w:lang w:val="sv-SE"/>
+        </w:rPr>
+        <w:t xml:space="preserve"> triệu đồng</w:t>
+      </w:r>
+      <w:r>
+        <w:rPr>
+          <w:rFonts w:ascii="Times New Roman" w:hAnsi="Times New Roman"/>
+          <w:color w:val="000000" w:themeColor="text1"/>
+          <w:sz w:val="26"/>
+          <w:szCs w:val="26"/>
+          <w:lang w:val="sv-SE" w:eastAsia="zh-CN"/>
+        </w:rPr>
+        <w:t xml:space="preserve">) </w:t>
+      </w:r>
+      <w:r>
+        <w:rPr>
+          <w:rFonts w:ascii="Times New Roman" w:hAnsi="Times New Roman"/>
+          <w:color w:val="000000" w:themeColor="text1"/>
+          <w:sz w:val="26"/>
+          <w:szCs w:val="26"/>
+          <w:lang w:val="sv-SE" w:eastAsia="zh-CN"/>
+        </w:rPr>
+        <w:t xml:space="preserve">chiếm </w:t>
+      </w:r>
+      <w:r>
+        <w:rPr>
+          <w:rFonts w:ascii="Times New Roman" w:eastAsia="Times New Roman" w:hAnsi="Times New Roman"/>
+          <w:color w:val="000000" w:themeColor="text1"/>
+          <w:sz w:val="26"/>
+          <w:szCs w:val="26"/>
+          <w:lang w:val="sv-SE"/>
+        </w:rPr>
+        <w:t xml:space="preserve">tỷ lệ </w:t>
       </w:r>
       <w:r>
         <w:rPr>
@@ -1900,121 +1671,7 @@
           <w:szCs w:val="26"/>
           <w:lang w:val="sv-SE"/>
         </w:rPr>
-        <w:t>0.000.000</w:t>
-      </w:r>
-      <w:r>
-        <w:rPr>
-          <w:rFonts w:ascii="Times New Roman" w:hAnsi="Times New Roman"/>
-          <w:color w:val="000000" w:themeColor="text1"/>
-          <w:sz w:val="26"/>
-          <w:szCs w:val="26"/>
-          <w:lang w:val="vi-VN" w:eastAsia="zh-CN"/>
-        </w:rPr>
-        <w:t xml:space="preserve"> </w:t>
-      </w:r>
-      <w:r>
-        <w:rPr>
-          <w:rFonts w:ascii="Times New Roman" w:hAnsi="Times New Roman"/>
-          <w:color w:val="000000" w:themeColor="text1"/>
-          <w:sz w:val="26"/>
-          <w:szCs w:val="26"/>
-          <w:lang w:val="sv-SE" w:eastAsia="zh-CN"/>
-        </w:rPr>
-        <w:t>VNĐ (</w:t>
-      </w:r>
-      <w:r>
-        <w:rPr>
-          <w:rFonts w:ascii="Times New Roman" w:hAnsi="Times New Roman"/>
-          <w:i/>
-          <w:color w:val="000000" w:themeColor="text1"/>
-          <w:sz w:val="26"/>
-          <w:szCs w:val="26"/>
-          <w:lang w:val="sv-SE" w:eastAsia="zh-CN"/>
-        </w:rPr>
-        <w:t>Hai trăm</w:t>
-      </w:r>
-      <w:r>
-        <w:rPr>
-          <w:rFonts w:ascii="Times New Roman" w:hAnsi="Times New Roman"/>
-          <w:i/>
-          <w:color w:val="000000" w:themeColor="text1"/>
-          <w:sz w:val="26"/>
-          <w:szCs w:val="26"/>
-          <w:lang w:val="sv-SE" w:eastAsia="zh-CN"/>
-        </w:rPr>
-        <w:t xml:space="preserve"> năm</w:t>
-      </w:r>
-      <w:r>
-        <w:rPr>
-          <w:rFonts w:ascii="Times New Roman" w:hAnsi="Times New Roman"/>
-          <w:i/>
-          <w:color w:val="000000" w:themeColor="text1"/>
-          <w:sz w:val="26"/>
-          <w:szCs w:val="26"/>
-          <w:lang w:val="sv-SE" w:eastAsia="zh-CN"/>
-        </w:rPr>
-        <w:t xml:space="preserve"> mươi</w:t>
-      </w:r>
-      <w:r>
-        <w:rPr>
-          <w:rFonts w:ascii="Times New Roman" w:hAnsi="Times New Roman"/>
-          <w:i/>
-          <w:color w:val="000000" w:themeColor="text1"/>
-          <w:sz w:val="26"/>
-          <w:szCs w:val="26"/>
-          <w:lang w:val="sv-SE" w:eastAsia="zh-CN"/>
-        </w:rPr>
-        <w:t xml:space="preserve"> triệu đồng</w:t>
-      </w:r>
-      <w:r>
-        <w:rPr>
-          <w:rFonts w:ascii="Times New Roman" w:hAnsi="Times New Roman"/>
-          <w:color w:val="000000" w:themeColor="text1"/>
-          <w:sz w:val="26"/>
-          <w:szCs w:val="26"/>
-          <w:lang w:val="sv-SE" w:eastAsia="zh-CN"/>
-        </w:rPr>
-        <w:t xml:space="preserve">) </w:t>
-      </w:r>
-      <w:r>
-        <w:rPr>
-          <w:rFonts w:ascii="Times New Roman" w:hAnsi="Times New Roman"/>
-          <w:color w:val="000000" w:themeColor="text1"/>
-          <w:sz w:val="26"/>
-          <w:szCs w:val="26"/>
-          <w:lang w:val="sv-SE" w:eastAsia="zh-CN"/>
-        </w:rPr>
-        <w:t xml:space="preserve">chiếm </w:t>
-      </w:r>
-      <w:r>
-        <w:rPr>
-          <w:rFonts w:ascii="Times New Roman" w:eastAsia="Times New Roman" w:hAnsi="Times New Roman"/>
-          <w:color w:val="000000" w:themeColor="text1"/>
-          <w:sz w:val="26"/>
-          <w:szCs w:val="26"/>
-          <w:lang w:val="sv-SE"/>
-        </w:rPr>
-        <w:t xml:space="preserve">tỷ lệ </w:t>
-      </w:r>
-      <w:r>
-        <w:rPr>
-          <w:rFonts w:ascii="Times New Roman" w:eastAsia="Times New Roman" w:hAnsi="Times New Roman"/>
-          <w:color w:val="000000" w:themeColor="text1"/>
-          <w:sz w:val="26"/>
-          <w:szCs w:val="26"/>
-          <w:lang w:val="sv-SE"/>
-        </w:rPr>
-        <w:t>5</w:t>
-      </w:r>
-      <w:r>
-        <w:rPr>
-          <w:rFonts w:ascii="Times New Roman" w:eastAsia="Times New Roman" w:hAnsi="Times New Roman"/>
-          <w:color w:val="000000" w:themeColor="text1"/>
-          <w:sz w:val="26"/>
-          <w:szCs w:val="26"/>
-          <w:lang w:val="sv-SE"/>
-        </w:rPr>
-        <w:t>0</w:t>
+        <w:t>1</w:t>
       </w:r>
       <w:r>
         <w:rPr>
@@ -2140,7 +1797,6 @@
           <w:u w:val="single"/>
           <w:lang w:val="sv-SE"/>
         </w:rPr>
-        <w:lastRenderedPageBreak/>
         <w:t>Điều 5:</w:t>
       </w:r>
       <w:r>
@@ -2334,12 +1990,20 @@
       </w:r>
       <w:r>
         <w:rPr>
-          <w:rFonts w:ascii="Times New Roman" w:hAnsi="Times New Roman"/>
-          <w:sz w:val="26"/>
-          <w:szCs w:val="26"/>
-          <w:lang w:val="sv-SE"/>
-        </w:rPr>
-        <w:t xml:space="preserve">PHẠM THỊ HỒNG CẨM </w:t>
+          <w:rFonts w:ascii="Times New Roman" w:eastAsia="Times New Roman" w:hAnsi="Times New Roman"/>
+          <w:sz w:val="24"/>
+          <w:szCs w:val="24"/>
+        </w:rPr>
+        <w:t>TRẦN THỊ THU HIỀN</w:t>
+      </w:r>
+      <w:r>
+        <w:rPr>
+          <w:rFonts w:ascii="Times New Roman" w:hAnsi="Times New Roman"/>
+          <w:sz w:val="26"/>
+          <w:szCs w:val="26"/>
+          <w:lang w:val="sv-SE"/>
+        </w:rPr>
+        <w:t xml:space="preserve"> </w:t>
       </w:r>
       <w:r>
         <w:rPr>
@@ -2384,8 +2048,10 @@
           <w:szCs w:val="26"/>
           <w:lang w:val="sv-SE"/>
         </w:rPr>
-        <w:t>YEOH ZHONG XIANG</w:t>
-      </w:r>
+        <w:t>PHẠM CÔNG SANG</w:t>
+      </w:r>
+      <w:bookmarkStart w:id="0" w:name="_GoBack"/>
+      <w:bookmarkEnd w:id="0"/>
       <w:r>
         <w:rPr>
           <w:rFonts w:ascii="Times New Roman" w:hAnsi="Times New Roman"/>
@@ -2589,7 +2255,7 @@
                 <w:szCs w:val="26"/>
                 <w:lang w:val="vi-VN"/>
               </w:rPr>
-              <w:t>2</w:t>
+              <w:t>3</w:t>
             </w:r>
             <w:r>
               <w:rPr>
@@ -2599,9 +2265,20 @@
                 <w:color w:val="000000" w:themeColor="text1"/>
                 <w:sz w:val="26"/>
                 <w:szCs w:val="26"/>
+              </w:rPr>
+              <w:t>.</w:t>
+            </w:r>
+            <w:r>
+              <w:rPr>
+                <w:rFonts w:ascii="Times New Roman" w:eastAsia="Times New Roman" w:hAnsi="Times New Roman"/>
+                <w:bCs/>
+                <w:i/>
+                <w:color w:val="000000" w:themeColor="text1"/>
+                <w:sz w:val="26"/>
+                <w:szCs w:val="26"/>
                 <w:lang w:val="vi-VN"/>
               </w:rPr>
-              <w:t>5</w:t>
+              <w:t>570</w:t>
             </w:r>
             <w:r>
               <w:rPr>
@@ -2611,9 +2288,55 @@
                 <w:color w:val="000000" w:themeColor="text1"/>
                 <w:sz w:val="26"/>
                 <w:szCs w:val="26"/>
+              </w:rPr>
+              <w:t>.</w:t>
+            </w:r>
+            <w:r>
+              <w:rPr>
+                <w:rFonts w:ascii="Times New Roman" w:eastAsia="Times New Roman" w:hAnsi="Times New Roman"/>
+                <w:bCs/>
+                <w:i/>
+                <w:color w:val="000000" w:themeColor="text1"/>
+                <w:sz w:val="26"/>
+                <w:szCs w:val="26"/>
                 <w:lang w:val="vi-VN"/>
               </w:rPr>
-              <w:t xml:space="preserve">0.000.000 </w:t>
+              <w:t>000</w:t>
+            </w:r>
+            <w:r>
+              <w:rPr>
+                <w:rFonts w:ascii="Times New Roman" w:eastAsia="Times New Roman" w:hAnsi="Times New Roman"/>
+                <w:bCs/>
+                <w:i/>
+                <w:color w:val="000000" w:themeColor="text1"/>
+                <w:sz w:val="26"/>
+                <w:szCs w:val="26"/>
+              </w:rPr>
+              <w:t>.</w:t>
+            </w:r>
+            <w:r>
+              <w:rPr>
+                <w:rFonts w:ascii="Times New Roman" w:eastAsia="Times New Roman" w:hAnsi="Times New Roman"/>
+                <w:bCs/>
+                <w:i/>
+                <w:color w:val="000000" w:themeColor="text1"/>
+                <w:sz w:val="26"/>
+                <w:szCs w:val="26"/>
+                <w:lang w:val="vi-VN"/>
+              </w:rPr>
+              <w:t>000</w:t>
+            </w:r>
+            <w:r>
+              <w:rPr>
+                <w:rFonts w:ascii="Times New Roman" w:eastAsia="Times New Roman" w:hAnsi="Times New Roman"/>
+                <w:bCs/>
+                <w:i/>
+                <w:color w:val="000000" w:themeColor="text1"/>
+                <w:sz w:val="26"/>
+                <w:szCs w:val="26"/>
+                <w:lang w:val="vi-VN"/>
+              </w:rPr>
+              <w:t xml:space="preserve"> </w:t>
             </w:r>
             <w:r>
               <w:rPr>
@@ -2777,7 +2500,7 @@
                 <w:szCs w:val="26"/>
                 <w:lang w:val="sv-SE"/>
               </w:rPr>
-              <w:t>PHẠM THỊ HỒNG CẨM</w:t>
+              <w:t>TRẦN THỊ THU HIỀN</w:t>
             </w:r>
           </w:p>
           <w:p>
@@ -3055,7 +2778,7 @@
                 <w:szCs w:val="26"/>
                 <w:lang w:val="sv-SE"/>
               </w:rPr>
-              <w:t>YEOH ZHONG XIANG</w:t>
+              <w:t>PHẠM CÔNG SANG</w:t>
             </w:r>
           </w:p>
         </w:tc>
@@ -3143,7 +2866,7 @@
                 <w:szCs w:val="26"/>
                 <w:lang w:val="sv-SE"/>
               </w:rPr>
-              <w:t>3</w:t>
+              <w:t>6</w:t>
             </w:r>
             <w:r>
               <w:rPr>
@@ -3165,7 +2888,7 @@
                 <w:szCs w:val="26"/>
                 <w:lang w:val="sv-SE"/>
               </w:rPr>
-              <w:t>9</w:t>
+              <w:t>5</w:t>
             </w:r>
             <w:r>
               <w:rPr>
@@ -3187,7 +2910,7 @@
                 <w:szCs w:val="26"/>
                 <w:lang w:val="sv-SE"/>
               </w:rPr>
-              <w:t>5</w:t>
+              <w:t>6</w:t>
             </w:r>
             <w:r>
               <w:rPr>
@@ -4480,7 +4203,7 @@
 </file>
 
 <file path=customXml/itemProps1.xml><?xml version="1.0" encoding="utf-8"?>
-<ds:datastoreItem xmlns:ds="http://schemas.openxmlformats.org/officeDocument/2006/customXml" ds:itemID="{9083BEBC-04E2-4D1F-9DEE-31F26FB24077}">
+<ds:datastoreItem xmlns:ds="http://schemas.openxmlformats.org/officeDocument/2006/customXml" ds:itemID="{C71FD4DA-BD87-4B43-A323-1814AC8666A9}">
   <ds:schemaRefs>
     <ds:schemaRef ds:uri="http://schemas.openxmlformats.org/officeDocument/2006/bibliography"/>
   </ds:schemaRefs>
